--- a/table4.docx
+++ b/table4.docx
@@ -46,7 +46,7 @@
               <w:top w:val="single" w:sz="16" w:space="0" w:color="D3D3D3"/>
               <w:bottom w:val="single" w:sz="16" w:space="0" w:color="D3D3D3"/>
             </w:tcBorders>
-            <w:gridSpan w:val="3"/>
+            <w:gridSpan w:val="2"/>
           </w:tcPr>
           <w:p>
             <w:pPr>
@@ -69,7 +69,7 @@
               <w:top w:val="single" w:sz="16" w:space="0" w:color="D3D3D3"/>
               <w:bottom w:val="single" w:sz="16" w:space="0" w:color="D3D3D3"/>
             </w:tcBorders>
-            <w:gridSpan w:val="3"/>
+            <w:gridSpan w:val="2"/>
           </w:tcPr>
           <w:p>
             <w:pPr>
@@ -92,7 +92,7 @@
               <w:top w:val="single" w:sz="16" w:space="0" w:color="D3D3D3"/>
               <w:bottom w:val="single" w:sz="16" w:space="0" w:color="D3D3D3"/>
             </w:tcBorders>
-            <w:gridSpan w:val="3"/>
+            <w:gridSpan w:val="2"/>
           </w:tcPr>
           <w:p>
             <w:pPr>
@@ -116,7 +116,7 @@
               <w:bottom w:val="single" w:sz="16" w:space="0" w:color="D3D3D3"/>
               <w:end w:val="single" w:space="0" w:color="D3D3D3"/>
             </w:tcBorders>
-            <w:gridSpan w:val="3"/>
+            <w:gridSpan w:val="2"/>
           </w:tcPr>
           <w:p>
             <w:pPr>
@@ -224,7 +224,7 @@
                 <w:rFonts w:ascii="Calibri" w:hAnsi="Calibri"/>
                 <w:sz w:val="20"/>
               </w:rPr>
-              <w:t xml:space="preserve">p-value</w:t>
+              <w:t xml:space="preserve">OR</w:t>
             </w:r>
           </w:p>
         </w:tc>
@@ -246,6 +246,28 @@
                 <w:rFonts w:ascii="Calibri" w:hAnsi="Calibri"/>
                 <w:sz w:val="20"/>
               </w:rPr>
+              <w:t xml:space="preserve">95% CI</w:t>
+            </w:r>
+          </w:p>
+        </w:tc>
+        <w:tc>
+          <w:tcPr>
+            <w:tcBorders>
+              <w:bottom w:val="single" w:sz="16" w:space="0" w:color="D3D3D3"/>
+            </w:tcBorders>
+          </w:tcPr>
+          <w:p>
+            <w:pPr>
+              <w:spacing w:before="0" w:after="60"/>
+              <w:keepNext/>
+              <w:jc w:val="center"/>
+            </w:pPr>
+            <w:r>
+              <w:rPr>
+                <w:b w:val="true"/>
+                <w:rFonts w:ascii="Calibri" w:hAnsi="Calibri"/>
+                <w:sz w:val="20"/>
+              </w:rPr>
               <w:t xml:space="preserve">OR</w:t>
             </w:r>
           </w:p>
@@ -290,7 +312,7 @@
                 <w:rFonts w:ascii="Calibri" w:hAnsi="Calibri"/>
                 <w:sz w:val="20"/>
               </w:rPr>
-              <w:t xml:space="preserve">p-value</w:t>
+              <w:t xml:space="preserve">OR</w:t>
             </w:r>
           </w:p>
         </w:tc>
@@ -298,6 +320,7 @@
           <w:tcPr>
             <w:tcBorders>
               <w:bottom w:val="single" w:sz="16" w:space="0" w:color="D3D3D3"/>
+              <w:end w:val="single" w:space="0" w:color="D3D3D3"/>
             </w:tcBorders>
           </w:tcPr>
           <w:p>
@@ -312,118 +335,7 @@
                 <w:rFonts w:ascii="Calibri" w:hAnsi="Calibri"/>
                 <w:sz w:val="20"/>
               </w:rPr>
-              <w:t xml:space="preserve">OR</w:t>
-            </w:r>
-          </w:p>
-        </w:tc>
-        <w:tc>
-          <w:tcPr>
-            <w:tcBorders>
-              <w:bottom w:val="single" w:sz="16" w:space="0" w:color="D3D3D3"/>
-            </w:tcBorders>
-          </w:tcPr>
-          <w:p>
-            <w:pPr>
-              <w:spacing w:before="0" w:after="60"/>
-              <w:keepNext/>
-              <w:jc w:val="center"/>
-            </w:pPr>
-            <w:r>
-              <w:rPr>
-                <w:b w:val="true"/>
-                <w:rFonts w:ascii="Calibri" w:hAnsi="Calibri"/>
-                <w:sz w:val="20"/>
-              </w:rPr>
               <w:t xml:space="preserve">95% CI</w:t>
-            </w:r>
-          </w:p>
-        </w:tc>
-        <w:tc>
-          <w:tcPr>
-            <w:tcBorders>
-              <w:bottom w:val="single" w:sz="16" w:space="0" w:color="D3D3D3"/>
-            </w:tcBorders>
-          </w:tcPr>
-          <w:p>
-            <w:pPr>
-              <w:spacing w:before="0" w:after="60"/>
-              <w:keepNext/>
-              <w:jc w:val="center"/>
-            </w:pPr>
-            <w:r>
-              <w:rPr>
-                <w:b w:val="true"/>
-                <w:rFonts w:ascii="Calibri" w:hAnsi="Calibri"/>
-                <w:sz w:val="20"/>
-              </w:rPr>
-              <w:t xml:space="preserve">p-value</w:t>
-            </w:r>
-          </w:p>
-        </w:tc>
-        <w:tc>
-          <w:tcPr>
-            <w:tcBorders>
-              <w:bottom w:val="single" w:sz="16" w:space="0" w:color="D3D3D3"/>
-            </w:tcBorders>
-          </w:tcPr>
-          <w:p>
-            <w:pPr>
-              <w:spacing w:before="0" w:after="60"/>
-              <w:keepNext/>
-              <w:jc w:val="center"/>
-            </w:pPr>
-            <w:r>
-              <w:rPr>
-                <w:b w:val="true"/>
-                <w:rFonts w:ascii="Calibri" w:hAnsi="Calibri"/>
-                <w:sz w:val="20"/>
-              </w:rPr>
-              <w:t xml:space="preserve">OR</w:t>
-            </w:r>
-          </w:p>
-        </w:tc>
-        <w:tc>
-          <w:tcPr>
-            <w:tcBorders>
-              <w:bottom w:val="single" w:sz="16" w:space="0" w:color="D3D3D3"/>
-            </w:tcBorders>
-          </w:tcPr>
-          <w:p>
-            <w:pPr>
-              <w:spacing w:before="0" w:after="60"/>
-              <w:keepNext/>
-              <w:jc w:val="center"/>
-            </w:pPr>
-            <w:r>
-              <w:rPr>
-                <w:b w:val="true"/>
-                <w:rFonts w:ascii="Calibri" w:hAnsi="Calibri"/>
-                <w:sz w:val="20"/>
-              </w:rPr>
-              <w:t xml:space="preserve">95% CI</w:t>
-            </w:r>
-          </w:p>
-        </w:tc>
-        <w:tc>
-          <w:tcPr>
-            <w:tcBorders>
-              <w:bottom w:val="single" w:sz="16" w:space="0" w:color="D3D3D3"/>
-              <w:end w:val="single" w:space="0" w:color="D3D3D3"/>
-            </w:tcBorders>
-          </w:tcPr>
-          <w:p>
-            <w:pPr>
-              <w:spacing w:before="0" w:after="60"/>
-              <w:keepNext/>
-              <w:jc w:val="center"/>
-            </w:pPr>
-            <w:r>
-              <w:rPr>
-                <w:b w:val="true"/>
-                <w:rFonts w:ascii="Calibri" w:hAnsi="Calibri"/>
-                <w:sz w:val="20"/>
-              </w:rPr>
-              <w:t xml:space="preserve">p-value</w:t>
             </w:r>
           </w:p>
         </w:tc>
@@ -648,102 +560,6 @@
             </w:r>
           </w:p>
         </w:tc>
-        <w:tc>
-          <w:tcPr>
-            <w:tcBorders>
-              <w:top w:val="single" w:space="0" w:color="D3D3D3"/>
-              <w:bottom w:val="single" w:space="0" w:color="D3D3D3"/>
-              <w:start w:val="single" w:space="0" w:color="D3D3D3"/>
-              <w:end w:val="single" w:space="0" w:color="D3D3D3"/>
-            </w:tcBorders>
-          </w:tcPr>
-          <w:p>
-            <w:pPr>
-              <w:spacing w:before="0" w:after="60"/>
-              <w:keepNext/>
-              <w:jc w:val="center"/>
-            </w:pPr>
-            <w:r>
-              <w:rPr>
-                <w:rFonts w:ascii="Calibri" w:hAnsi="Calibri"/>
-                <w:sz w:val="20"/>
-              </w:rPr>
-              <w:t xml:space="default"/>
-            </w:r>
-          </w:p>
-        </w:tc>
-        <w:tc>
-          <w:tcPr>
-            <w:tcBorders>
-              <w:top w:val="single" w:space="0" w:color="D3D3D3"/>
-              <w:bottom w:val="single" w:space="0" w:color="D3D3D3"/>
-              <w:start w:val="single" w:space="0" w:color="D3D3D3"/>
-              <w:end w:val="single" w:space="0" w:color="D3D3D3"/>
-            </w:tcBorders>
-          </w:tcPr>
-          <w:p>
-            <w:pPr>
-              <w:spacing w:before="0" w:after="60"/>
-              <w:keepNext/>
-              <w:jc w:val="center"/>
-            </w:pPr>
-            <w:r>
-              <w:rPr>
-                <w:rFonts w:ascii="Calibri" w:hAnsi="Calibri"/>
-                <w:sz w:val="20"/>
-              </w:rPr>
-              <w:t xml:space="default"/>
-            </w:r>
-          </w:p>
-        </w:tc>
-        <w:tc>
-          <w:tcPr>
-            <w:tcBorders>
-              <w:top w:val="single" w:space="0" w:color="D3D3D3"/>
-              <w:bottom w:val="single" w:space="0" w:color="D3D3D3"/>
-              <w:start w:val="single" w:space="0" w:color="D3D3D3"/>
-              <w:end w:val="single" w:space="0" w:color="D3D3D3"/>
-            </w:tcBorders>
-          </w:tcPr>
-          <w:p>
-            <w:pPr>
-              <w:spacing w:before="0" w:after="60"/>
-              <w:keepNext/>
-              <w:jc w:val="center"/>
-            </w:pPr>
-            <w:r>
-              <w:rPr>
-                <w:rFonts w:ascii="Calibri" w:hAnsi="Calibri"/>
-                <w:sz w:val="20"/>
-              </w:rPr>
-              <w:t xml:space="default"/>
-            </w:r>
-          </w:p>
-        </w:tc>
-        <w:tc>
-          <w:tcPr>
-            <w:tcBorders>
-              <w:top w:val="single" w:space="0" w:color="D3D3D3"/>
-              <w:bottom w:val="single" w:space="0" w:color="D3D3D3"/>
-              <w:start w:val="single" w:space="0" w:color="D3D3D3"/>
-              <w:end w:val="single" w:space="0" w:color="D3D3D3"/>
-            </w:tcBorders>
-          </w:tcPr>
-          <w:p>
-            <w:pPr>
-              <w:spacing w:before="0" w:after="60"/>
-              <w:keepNext/>
-              <w:jc w:val="center"/>
-            </w:pPr>
-            <w:r>
-              <w:rPr>
-                <w:rFonts w:ascii="Calibri" w:hAnsi="Calibri"/>
-                <w:sz w:val="20"/>
-              </w:rPr>
-              <w:t xml:space="default"/>
-            </w:r>
-          </w:p>
-        </w:tc>
       </w:tr>
       <w:tr>
         <w:trPr>
@@ -889,54 +705,6 @@
                 <w:rFonts w:ascii="Calibri" w:hAnsi="Calibri"/>
                 <w:sz w:val="20"/>
               </w:rPr>
-              <w:t xml:space="default"/>
-            </w:r>
-          </w:p>
-        </w:tc>
-        <w:tc>
-          <w:tcPr>
-            <w:tcBorders>
-              <w:top w:val="single" w:space="0" w:color="D3D3D3"/>
-              <w:bottom w:val="single" w:space="0" w:color="D3D3D3"/>
-              <w:start w:val="single" w:space="0" w:color="D3D3D3"/>
-              <w:end w:val="single" w:space="0" w:color="D3D3D3"/>
-            </w:tcBorders>
-          </w:tcPr>
-          <w:p>
-            <w:pPr>
-              <w:spacing w:before="0" w:after="60"/>
-              <w:keepNext/>
-              <w:jc w:val="center"/>
-            </w:pPr>
-            <w:r>
-              <w:rPr>
-                <w:rFonts w:ascii="Calibri" w:hAnsi="Calibri"/>
-                <w:sz w:val="20"/>
-              </w:rPr>
-              <w:t xml:space="default"/>
-            </w:r>
-          </w:p>
-        </w:tc>
-        <w:tc>
-          <w:tcPr>
-            <w:tcBorders>
-              <w:top w:val="single" w:space="0" w:color="D3D3D3"/>
-              <w:bottom w:val="single" w:space="0" w:color="D3D3D3"/>
-              <w:start w:val="single" w:space="0" w:color="D3D3D3"/>
-              <w:end w:val="single" w:space="0" w:color="D3D3D3"/>
-            </w:tcBorders>
-          </w:tcPr>
-          <w:p>
-            <w:pPr>
-              <w:spacing w:before="0" w:after="60"/>
-              <w:keepNext/>
-              <w:jc w:val="center"/>
-            </w:pPr>
-            <w:r>
-              <w:rPr>
-                <w:rFonts w:ascii="Calibri" w:hAnsi="Calibri"/>
-                <w:sz w:val="20"/>
-              </w:rPr>
               <w:t xml:space="default">—</w:t>
             </w:r>
           </w:p>
@@ -985,30 +753,6 @@
                 <w:rFonts w:ascii="Calibri" w:hAnsi="Calibri"/>
                 <w:sz w:val="20"/>
               </w:rPr>
-              <w:t xml:space="default"/>
-            </w:r>
-          </w:p>
-        </w:tc>
-        <w:tc>
-          <w:tcPr>
-            <w:tcBorders>
-              <w:top w:val="single" w:space="0" w:color="D3D3D3"/>
-              <w:bottom w:val="single" w:space="0" w:color="D3D3D3"/>
-              <w:start w:val="single" w:space="0" w:color="D3D3D3"/>
-              <w:end w:val="single" w:space="0" w:color="D3D3D3"/>
-            </w:tcBorders>
-          </w:tcPr>
-          <w:p>
-            <w:pPr>
-              <w:spacing w:before="0" w:after="60"/>
-              <w:keepNext/>
-              <w:jc w:val="center"/>
-            </w:pPr>
-            <w:r>
-              <w:rPr>
-                <w:rFonts w:ascii="Calibri" w:hAnsi="Calibri"/>
-                <w:sz w:val="20"/>
-              </w:rPr>
               <w:t xml:space="default">—</w:t>
             </w:r>
           </w:p>
@@ -1034,30 +778,6 @@
                 <w:sz w:val="20"/>
               </w:rPr>
               <w:t xml:space="default">—</w:t>
-            </w:r>
-          </w:p>
-        </w:tc>
-        <w:tc>
-          <w:tcPr>
-            <w:tcBorders>
-              <w:top w:val="single" w:space="0" w:color="D3D3D3"/>
-              <w:bottom w:val="single" w:space="0" w:color="D3D3D3"/>
-              <w:start w:val="single" w:space="0" w:color="D3D3D3"/>
-              <w:end w:val="single" w:space="0" w:color="D3D3D3"/>
-            </w:tcBorders>
-          </w:tcPr>
-          <w:p>
-            <w:pPr>
-              <w:spacing w:before="0" w:after="60"/>
-              <w:keepNext/>
-              <w:jc w:val="center"/>
-            </w:pPr>
-            <w:r>
-              <w:rPr>
-                <w:rFonts w:ascii="Calibri" w:hAnsi="Calibri"/>
-                <w:sz w:val="20"/>
-              </w:rPr>
-              <w:t xml:space="default"/>
             </w:r>
           </w:p>
         </w:tc>
@@ -1158,54 +878,6 @@
                 <w:rFonts w:ascii="Calibri" w:hAnsi="Calibri"/>
                 <w:sz w:val="20"/>
               </w:rPr>
-              <w:t xml:space="default">0.040</w:t>
-            </w:r>
-          </w:p>
-        </w:tc>
-        <w:tc>
-          <w:tcPr>
-            <w:tcBorders>
-              <w:top w:val="single" w:space="0" w:color="D3D3D3"/>
-              <w:bottom w:val="single" w:space="0" w:color="D3D3D3"/>
-              <w:start w:val="single" w:space="0" w:color="D3D3D3"/>
-              <w:end w:val="single" w:space="0" w:color="D3D3D3"/>
-            </w:tcBorders>
-          </w:tcPr>
-          <w:p>
-            <w:pPr>
-              <w:spacing w:before="0" w:after="60"/>
-              <w:keepNext/>
-              <w:jc w:val="center"/>
-            </w:pPr>
-            <w:r>
-              <w:rPr>
-                <w:rFonts w:ascii="Calibri" w:hAnsi="Calibri"/>
-                <w:sz w:val="20"/>
-              </w:rPr>
-              <w:t xml:space="default"/>
-            </w:r>
-          </w:p>
-        </w:tc>
-        <w:tc>
-          <w:tcPr>
-            <w:tcBorders>
-              <w:top w:val="single" w:space="0" w:color="D3D3D3"/>
-              <w:bottom w:val="single" w:space="0" w:color="D3D3D3"/>
-              <w:start w:val="single" w:space="0" w:color="D3D3D3"/>
-              <w:end w:val="single" w:space="0" w:color="D3D3D3"/>
-            </w:tcBorders>
-          </w:tcPr>
-          <w:p>
-            <w:pPr>
-              <w:spacing w:before="0" w:after="60"/>
-              <w:keepNext/>
-              <w:jc w:val="center"/>
-            </w:pPr>
-            <w:r>
-              <w:rPr>
-                <w:rFonts w:ascii="Calibri" w:hAnsi="Calibri"/>
-                <w:sz w:val="20"/>
-              </w:rPr>
               <w:t xml:space="default"/>
             </w:r>
           </w:p>
@@ -1302,30 +974,6 @@
                 <w:rFonts w:ascii="Calibri" w:hAnsi="Calibri"/>
                 <w:sz w:val="20"/>
               </w:rPr>
-              <w:t xml:space="default">0.045</w:t>
-            </w:r>
-          </w:p>
-        </w:tc>
-        <w:tc>
-          <w:tcPr>
-            <w:tcBorders>
-              <w:top w:val="single" w:space="0" w:color="D3D3D3"/>
-              <w:bottom w:val="single" w:space="0" w:color="D3D3D3"/>
-              <w:start w:val="single" w:space="0" w:color="D3D3D3"/>
-              <w:end w:val="single" w:space="0" w:color="D3D3D3"/>
-            </w:tcBorders>
-          </w:tcPr>
-          <w:p>
-            <w:pPr>
-              <w:spacing w:before="0" w:after="60"/>
-              <w:keepNext/>
-              <w:jc w:val="center"/>
-            </w:pPr>
-            <w:r>
-              <w:rPr>
-                <w:rFonts w:ascii="Calibri" w:hAnsi="Calibri"/>
-                <w:sz w:val="20"/>
-              </w:rPr>
               <w:t xml:space="default">0.30</w:t>
             </w:r>
           </w:p>
@@ -1351,30 +999,6 @@
                 <w:sz w:val="20"/>
               </w:rPr>
               <w:t xml:space="default">0.06, 1.05</w:t>
-            </w:r>
-          </w:p>
-        </w:tc>
-        <w:tc>
-          <w:tcPr>
-            <w:tcBorders>
-              <w:top w:val="single" w:space="0" w:color="D3D3D3"/>
-              <w:bottom w:val="single" w:space="0" w:color="D3D3D3"/>
-              <w:start w:val="single" w:space="0" w:color="D3D3D3"/>
-              <w:end w:val="single" w:space="0" w:color="D3D3D3"/>
-            </w:tcBorders>
-          </w:tcPr>
-          <w:p>
-            <w:pPr>
-              <w:spacing w:before="0" w:after="60"/>
-              <w:keepNext/>
-              <w:jc w:val="center"/>
-            </w:pPr>
-            <w:r>
-              <w:rPr>
-                <w:rFonts w:ascii="Calibri" w:hAnsi="Calibri"/>
-                <w:sz w:val="20"/>
-              </w:rPr>
-              <w:t xml:space="default">0.080</w:t>
             </w:r>
           </w:p>
         </w:tc>
@@ -1599,102 +1223,6 @@
             </w:r>
           </w:p>
         </w:tc>
-        <w:tc>
-          <w:tcPr>
-            <w:tcBorders>
-              <w:top w:val="single" w:space="0" w:color="D3D3D3"/>
-              <w:bottom w:val="single" w:space="0" w:color="D3D3D3"/>
-              <w:start w:val="single" w:space="0" w:color="D3D3D3"/>
-              <w:end w:val="single" w:space="0" w:color="D3D3D3"/>
-            </w:tcBorders>
-          </w:tcPr>
-          <w:p>
-            <w:pPr>
-              <w:spacing w:before="0" w:after="60"/>
-              <w:keepNext/>
-              <w:jc w:val="center"/>
-            </w:pPr>
-            <w:r>
-              <w:rPr>
-                <w:rFonts w:ascii="Calibri" w:hAnsi="Calibri"/>
-                <w:sz w:val="20"/>
-              </w:rPr>
-              <w:t xml:space="default"/>
-            </w:r>
-          </w:p>
-        </w:tc>
-        <w:tc>
-          <w:tcPr>
-            <w:tcBorders>
-              <w:top w:val="single" w:space="0" w:color="D3D3D3"/>
-              <w:bottom w:val="single" w:space="0" w:color="D3D3D3"/>
-              <w:start w:val="single" w:space="0" w:color="D3D3D3"/>
-              <w:end w:val="single" w:space="0" w:color="D3D3D3"/>
-            </w:tcBorders>
-          </w:tcPr>
-          <w:p>
-            <w:pPr>
-              <w:spacing w:before="0" w:after="60"/>
-              <w:keepNext/>
-              <w:jc w:val="center"/>
-            </w:pPr>
-            <w:r>
-              <w:rPr>
-                <w:rFonts w:ascii="Calibri" w:hAnsi="Calibri"/>
-                <w:sz w:val="20"/>
-              </w:rPr>
-              <w:t xml:space="default"/>
-            </w:r>
-          </w:p>
-        </w:tc>
-        <w:tc>
-          <w:tcPr>
-            <w:tcBorders>
-              <w:top w:val="single" w:space="0" w:color="D3D3D3"/>
-              <w:bottom w:val="single" w:space="0" w:color="D3D3D3"/>
-              <w:start w:val="single" w:space="0" w:color="D3D3D3"/>
-              <w:end w:val="single" w:space="0" w:color="D3D3D3"/>
-            </w:tcBorders>
-          </w:tcPr>
-          <w:p>
-            <w:pPr>
-              <w:spacing w:before="0" w:after="60"/>
-              <w:keepNext/>
-              <w:jc w:val="center"/>
-            </w:pPr>
-            <w:r>
-              <w:rPr>
-                <w:rFonts w:ascii="Calibri" w:hAnsi="Calibri"/>
-                <w:sz w:val="20"/>
-              </w:rPr>
-              <w:t xml:space="default"/>
-            </w:r>
-          </w:p>
-        </w:tc>
-        <w:tc>
-          <w:tcPr>
-            <w:tcBorders>
-              <w:top w:val="single" w:space="0" w:color="D3D3D3"/>
-              <w:bottom w:val="single" w:space="0" w:color="D3D3D3"/>
-              <w:start w:val="single" w:space="0" w:color="D3D3D3"/>
-              <w:end w:val="single" w:space="0" w:color="D3D3D3"/>
-            </w:tcBorders>
-          </w:tcPr>
-          <w:p>
-            <w:pPr>
-              <w:spacing w:before="0" w:after="60"/>
-              <w:keepNext/>
-              <w:jc w:val="center"/>
-            </w:pPr>
-            <w:r>
-              <w:rPr>
-                <w:rFonts w:ascii="Calibri" w:hAnsi="Calibri"/>
-                <w:sz w:val="20"/>
-              </w:rPr>
-              <w:t xml:space="default"/>
-            </w:r>
-          </w:p>
-        </w:tc>
       </w:tr>
       <w:tr>
         <w:trPr>
@@ -1792,30 +1320,6 @@
                 <w:rFonts w:ascii="Calibri" w:hAnsi="Calibri"/>
                 <w:sz w:val="20"/>
               </w:rPr>
-              <w:t xml:space="default"/>
-            </w:r>
-          </w:p>
-        </w:tc>
-        <w:tc>
-          <w:tcPr>
-            <w:tcBorders>
-              <w:top w:val="single" w:space="0" w:color="D3D3D3"/>
-              <w:bottom w:val="single" w:space="0" w:color="D3D3D3"/>
-              <w:start w:val="single" w:space="0" w:color="D3D3D3"/>
-              <w:end w:val="single" w:space="0" w:color="D3D3D3"/>
-            </w:tcBorders>
-          </w:tcPr>
-          <w:p>
-            <w:pPr>
-              <w:spacing w:before="0" w:after="60"/>
-              <w:keepNext/>
-              <w:jc w:val="center"/>
-            </w:pPr>
-            <w:r>
-              <w:rPr>
-                <w:rFonts w:ascii="Calibri" w:hAnsi="Calibri"/>
-                <w:sz w:val="20"/>
-              </w:rPr>
               <w:t xml:space="default">—</w:t>
             </w:r>
           </w:p>
@@ -1864,30 +1368,6 @@
                 <w:rFonts w:ascii="Calibri" w:hAnsi="Calibri"/>
                 <w:sz w:val="20"/>
               </w:rPr>
-              <w:t xml:space="default"/>
-            </w:r>
-          </w:p>
-        </w:tc>
-        <w:tc>
-          <w:tcPr>
-            <w:tcBorders>
-              <w:top w:val="single" w:space="0" w:color="D3D3D3"/>
-              <w:bottom w:val="single" w:space="0" w:color="D3D3D3"/>
-              <w:start w:val="single" w:space="0" w:color="D3D3D3"/>
-              <w:end w:val="single" w:space="0" w:color="D3D3D3"/>
-            </w:tcBorders>
-          </w:tcPr>
-          <w:p>
-            <w:pPr>
-              <w:spacing w:before="0" w:after="60"/>
-              <w:keepNext/>
-              <w:jc w:val="center"/>
-            </w:pPr>
-            <w:r>
-              <w:rPr>
-                <w:rFonts w:ascii="Calibri" w:hAnsi="Calibri"/>
-                <w:sz w:val="20"/>
-              </w:rPr>
               <w:t xml:space="default">—</w:t>
             </w:r>
           </w:p>
@@ -1936,30 +1416,6 @@
                 <w:rFonts w:ascii="Calibri" w:hAnsi="Calibri"/>
                 <w:sz w:val="20"/>
               </w:rPr>
-              <w:t xml:space="default"/>
-            </w:r>
-          </w:p>
-        </w:tc>
-        <w:tc>
-          <w:tcPr>
-            <w:tcBorders>
-              <w:top w:val="single" w:space="0" w:color="D3D3D3"/>
-              <w:bottom w:val="single" w:space="0" w:color="D3D3D3"/>
-              <w:start w:val="single" w:space="0" w:color="D3D3D3"/>
-              <w:end w:val="single" w:space="0" w:color="D3D3D3"/>
-            </w:tcBorders>
-          </w:tcPr>
-          <w:p>
-            <w:pPr>
-              <w:spacing w:before="0" w:after="60"/>
-              <w:keepNext/>
-              <w:jc w:val="center"/>
-            </w:pPr>
-            <w:r>
-              <w:rPr>
-                <w:rFonts w:ascii="Calibri" w:hAnsi="Calibri"/>
-                <w:sz w:val="20"/>
-              </w:rPr>
               <w:t xml:space="default">—</w:t>
             </w:r>
           </w:p>
@@ -1985,30 +1441,6 @@
                 <w:sz w:val="20"/>
               </w:rPr>
               <w:t xml:space="default">—</w:t>
-            </w:r>
-          </w:p>
-        </w:tc>
-        <w:tc>
-          <w:tcPr>
-            <w:tcBorders>
-              <w:top w:val="single" w:space="0" w:color="D3D3D3"/>
-              <w:bottom w:val="single" w:space="0" w:color="D3D3D3"/>
-              <w:start w:val="single" w:space="0" w:color="D3D3D3"/>
-              <w:end w:val="single" w:space="0" w:color="D3D3D3"/>
-            </w:tcBorders>
-          </w:tcPr>
-          <w:p>
-            <w:pPr>
-              <w:spacing w:before="0" w:after="60"/>
-              <w:keepNext/>
-              <w:jc w:val="center"/>
-            </w:pPr>
-            <w:r>
-              <w:rPr>
-                <w:rFonts w:ascii="Calibri" w:hAnsi="Calibri"/>
-                <w:sz w:val="20"/>
-              </w:rPr>
-              <w:t xml:space="default"/>
             </w:r>
           </w:p>
         </w:tc>
@@ -2109,30 +1541,6 @@
                 <w:rFonts w:ascii="Calibri" w:hAnsi="Calibri"/>
                 <w:sz w:val="20"/>
               </w:rPr>
-              <w:t xml:space="default"/>
-            </w:r>
-          </w:p>
-        </w:tc>
-        <w:tc>
-          <w:tcPr>
-            <w:tcBorders>
-              <w:top w:val="single" w:space="0" w:color="D3D3D3"/>
-              <w:bottom w:val="single" w:space="0" w:color="D3D3D3"/>
-              <w:start w:val="single" w:space="0" w:color="D3D3D3"/>
-              <w:end w:val="single" w:space="0" w:color="D3D3D3"/>
-            </w:tcBorders>
-          </w:tcPr>
-          <w:p>
-            <w:pPr>
-              <w:spacing w:before="0" w:after="60"/>
-              <w:keepNext/>
-              <w:jc w:val="center"/>
-            </w:pPr>
-            <w:r>
-              <w:rPr>
-                <w:rFonts w:ascii="Calibri" w:hAnsi="Calibri"/>
-                <w:sz w:val="20"/>
-              </w:rPr>
               <w:t xml:space="default">1.95</w:t>
             </w:r>
           </w:p>
@@ -2181,30 +1589,6 @@
                 <w:rFonts w:ascii="Calibri" w:hAnsi="Calibri"/>
                 <w:sz w:val="20"/>
               </w:rPr>
-              <w:t xml:space="default">0.2</w:t>
-            </w:r>
-          </w:p>
-        </w:tc>
-        <w:tc>
-          <w:tcPr>
-            <w:tcBorders>
-              <w:top w:val="single" w:space="0" w:color="D3D3D3"/>
-              <w:bottom w:val="single" w:space="0" w:color="D3D3D3"/>
-              <w:start w:val="single" w:space="0" w:color="D3D3D3"/>
-              <w:end w:val="single" w:space="0" w:color="D3D3D3"/>
-            </w:tcBorders>
-          </w:tcPr>
-          <w:p>
-            <w:pPr>
-              <w:spacing w:before="0" w:after="60"/>
-              <w:keepNext/>
-              <w:jc w:val="center"/>
-            </w:pPr>
-            <w:r>
-              <w:rPr>
-                <w:rFonts w:ascii="Calibri" w:hAnsi="Calibri"/>
-                <w:sz w:val="20"/>
-              </w:rPr>
               <w:t xml:space="default">1.90</w:t>
             </w:r>
           </w:p>
@@ -2253,30 +1637,6 @@
                 <w:rFonts w:ascii="Calibri" w:hAnsi="Calibri"/>
                 <w:sz w:val="20"/>
               </w:rPr>
-              <w:t xml:space="default">0.2</w:t>
-            </w:r>
-          </w:p>
-        </w:tc>
-        <w:tc>
-          <w:tcPr>
-            <w:tcBorders>
-              <w:top w:val="single" w:space="0" w:color="D3D3D3"/>
-              <w:bottom w:val="single" w:space="0" w:color="D3D3D3"/>
-              <w:start w:val="single" w:space="0" w:color="D3D3D3"/>
-              <w:end w:val="single" w:space="0" w:color="D3D3D3"/>
-            </w:tcBorders>
-          </w:tcPr>
-          <w:p>
-            <w:pPr>
-              <w:spacing w:before="0" w:after="60"/>
-              <w:keepNext/>
-              <w:jc w:val="center"/>
-            </w:pPr>
-            <w:r>
-              <w:rPr>
-                <w:rFonts w:ascii="Calibri" w:hAnsi="Calibri"/>
-                <w:sz w:val="20"/>
-              </w:rPr>
               <w:t xml:space="default">1.10</w:t>
             </w:r>
           </w:p>
@@ -2302,30 +1662,6 @@
                 <w:sz w:val="20"/>
               </w:rPr>
               <w:t xml:space="default">0.19, 6.19</w:t>
-            </w:r>
-          </w:p>
-        </w:tc>
-        <w:tc>
-          <w:tcPr>
-            <w:tcBorders>
-              <w:top w:val="single" w:space="0" w:color="D3D3D3"/>
-              <w:bottom w:val="single" w:space="0" w:color="D3D3D3"/>
-              <w:start w:val="single" w:space="0" w:color="D3D3D3"/>
-              <w:end w:val="single" w:space="0" w:color="D3D3D3"/>
-            </w:tcBorders>
-          </w:tcPr>
-          <w:p>
-            <w:pPr>
-              <w:spacing w:before="0" w:after="60"/>
-              <w:keepNext/>
-              <w:jc w:val="center"/>
-            </w:pPr>
-            <w:r>
-              <w:rPr>
-                <w:rFonts w:ascii="Calibri" w:hAnsi="Calibri"/>
-                <w:sz w:val="20"/>
-              </w:rPr>
-              <w:t xml:space="default">&gt;0.9</w:t>
             </w:r>
           </w:p>
         </w:tc>
@@ -2426,30 +1762,6 @@
                 <w:rFonts w:ascii="Calibri" w:hAnsi="Calibri"/>
                 <w:sz w:val="20"/>
               </w:rPr>
-              <w:t xml:space="default"/>
-            </w:r>
-          </w:p>
-        </w:tc>
-        <w:tc>
-          <w:tcPr>
-            <w:tcBorders>
-              <w:top w:val="single" w:space="0" w:color="D3D3D3"/>
-              <w:bottom w:val="single" w:space="0" w:color="D3D3D3"/>
-              <w:start w:val="single" w:space="0" w:color="D3D3D3"/>
-              <w:end w:val="single" w:space="0" w:color="D3D3D3"/>
-            </w:tcBorders>
-          </w:tcPr>
-          <w:p>
-            <w:pPr>
-              <w:spacing w:before="0" w:after="60"/>
-              <w:keepNext/>
-              <w:jc w:val="center"/>
-            </w:pPr>
-            <w:r>
-              <w:rPr>
-                <w:rFonts w:ascii="Calibri" w:hAnsi="Calibri"/>
-                <w:sz w:val="20"/>
-              </w:rPr>
               <w:t xml:space="default">1.15</w:t>
             </w:r>
           </w:p>
@@ -2498,30 +1810,6 @@
                 <w:rFonts w:ascii="Calibri" w:hAnsi="Calibri"/>
                 <w:sz w:val="20"/>
               </w:rPr>
-              <w:t xml:space="default">0.7</w:t>
-            </w:r>
-          </w:p>
-        </w:tc>
-        <w:tc>
-          <w:tcPr>
-            <w:tcBorders>
-              <w:top w:val="single" w:space="0" w:color="D3D3D3"/>
-              <w:bottom w:val="single" w:space="0" w:color="D3D3D3"/>
-              <w:start w:val="single" w:space="0" w:color="D3D3D3"/>
-              <w:end w:val="single" w:space="0" w:color="D3D3D3"/>
-            </w:tcBorders>
-          </w:tcPr>
-          <w:p>
-            <w:pPr>
-              <w:spacing w:before="0" w:after="60"/>
-              <w:keepNext/>
-              <w:jc w:val="center"/>
-            </w:pPr>
-            <w:r>
-              <w:rPr>
-                <w:rFonts w:ascii="Calibri" w:hAnsi="Calibri"/>
-                <w:sz w:val="20"/>
-              </w:rPr>
               <w:t xml:space="default">1.14</w:t>
             </w:r>
           </w:p>
@@ -2570,30 +1858,6 @@
                 <w:rFonts w:ascii="Calibri" w:hAnsi="Calibri"/>
                 <w:sz w:val="20"/>
               </w:rPr>
-              <w:t xml:space="default">0.8</w:t>
-            </w:r>
-          </w:p>
-        </w:tc>
-        <w:tc>
-          <w:tcPr>
-            <w:tcBorders>
-              <w:top w:val="single" w:space="0" w:color="D3D3D3"/>
-              <w:bottom w:val="single" w:space="0" w:color="D3D3D3"/>
-              <w:start w:val="single" w:space="0" w:color="D3D3D3"/>
-              <w:end w:val="single" w:space="0" w:color="D3D3D3"/>
-            </w:tcBorders>
-          </w:tcPr>
-          <w:p>
-            <w:pPr>
-              <w:spacing w:before="0" w:after="60"/>
-              <w:keepNext/>
-              <w:jc w:val="center"/>
-            </w:pPr>
-            <w:r>
-              <w:rPr>
-                <w:rFonts w:ascii="Calibri" w:hAnsi="Calibri"/>
-                <w:sz w:val="20"/>
-              </w:rPr>
               <w:t xml:space="default">0.79</w:t>
             </w:r>
           </w:p>
@@ -2619,30 +1883,6 @@
                 <w:sz w:val="20"/>
               </w:rPr>
               <w:t xml:space="default">0.15, 3.80</w:t>
-            </w:r>
-          </w:p>
-        </w:tc>
-        <w:tc>
-          <w:tcPr>
-            <w:tcBorders>
-              <w:top w:val="single" w:space="0" w:color="D3D3D3"/>
-              <w:bottom w:val="single" w:space="0" w:color="D3D3D3"/>
-              <w:start w:val="single" w:space="0" w:color="D3D3D3"/>
-              <w:end w:val="single" w:space="0" w:color="D3D3D3"/>
-            </w:tcBorders>
-          </w:tcPr>
-          <w:p>
-            <w:pPr>
-              <w:spacing w:before="0" w:after="60"/>
-              <w:keepNext/>
-              <w:jc w:val="center"/>
-            </w:pPr>
-            <w:r>
-              <w:rPr>
-                <w:rFonts w:ascii="Calibri" w:hAnsi="Calibri"/>
-                <w:sz w:val="20"/>
-              </w:rPr>
-              <w:t xml:space="default">0.8</w:t>
             </w:r>
           </w:p>
         </w:tc>
@@ -2867,102 +2107,6 @@
             </w:r>
           </w:p>
         </w:tc>
-        <w:tc>
-          <w:tcPr>
-            <w:tcBorders>
-              <w:top w:val="single" w:space="0" w:color="D3D3D3"/>
-              <w:bottom w:val="single" w:space="0" w:color="D3D3D3"/>
-              <w:start w:val="single" w:space="0" w:color="D3D3D3"/>
-              <w:end w:val="single" w:space="0" w:color="D3D3D3"/>
-            </w:tcBorders>
-          </w:tcPr>
-          <w:p>
-            <w:pPr>
-              <w:spacing w:before="0" w:after="60"/>
-              <w:keepNext/>
-              <w:jc w:val="center"/>
-            </w:pPr>
-            <w:r>
-              <w:rPr>
-                <w:rFonts w:ascii="Calibri" w:hAnsi="Calibri"/>
-                <w:sz w:val="20"/>
-              </w:rPr>
-              <w:t xml:space="default"/>
-            </w:r>
-          </w:p>
-        </w:tc>
-        <w:tc>
-          <w:tcPr>
-            <w:tcBorders>
-              <w:top w:val="single" w:space="0" w:color="D3D3D3"/>
-              <w:bottom w:val="single" w:space="0" w:color="D3D3D3"/>
-              <w:start w:val="single" w:space="0" w:color="D3D3D3"/>
-              <w:end w:val="single" w:space="0" w:color="D3D3D3"/>
-            </w:tcBorders>
-          </w:tcPr>
-          <w:p>
-            <w:pPr>
-              <w:spacing w:before="0" w:after="60"/>
-              <w:keepNext/>
-              <w:jc w:val="center"/>
-            </w:pPr>
-            <w:r>
-              <w:rPr>
-                <w:rFonts w:ascii="Calibri" w:hAnsi="Calibri"/>
-                <w:sz w:val="20"/>
-              </w:rPr>
-              <w:t xml:space="default"/>
-            </w:r>
-          </w:p>
-        </w:tc>
-        <w:tc>
-          <w:tcPr>
-            <w:tcBorders>
-              <w:top w:val="single" w:space="0" w:color="D3D3D3"/>
-              <w:bottom w:val="single" w:space="0" w:color="D3D3D3"/>
-              <w:start w:val="single" w:space="0" w:color="D3D3D3"/>
-              <w:end w:val="single" w:space="0" w:color="D3D3D3"/>
-            </w:tcBorders>
-          </w:tcPr>
-          <w:p>
-            <w:pPr>
-              <w:spacing w:before="0" w:after="60"/>
-              <w:keepNext/>
-              <w:jc w:val="center"/>
-            </w:pPr>
-            <w:r>
-              <w:rPr>
-                <w:rFonts w:ascii="Calibri" w:hAnsi="Calibri"/>
-                <w:sz w:val="20"/>
-              </w:rPr>
-              <w:t xml:space="default"/>
-            </w:r>
-          </w:p>
-        </w:tc>
-        <w:tc>
-          <w:tcPr>
-            <w:tcBorders>
-              <w:top w:val="single" w:space="0" w:color="D3D3D3"/>
-              <w:bottom w:val="single" w:space="0" w:color="D3D3D3"/>
-              <w:start w:val="single" w:space="0" w:color="D3D3D3"/>
-              <w:end w:val="single" w:space="0" w:color="D3D3D3"/>
-            </w:tcBorders>
-          </w:tcPr>
-          <w:p>
-            <w:pPr>
-              <w:spacing w:before="0" w:after="60"/>
-              <w:keepNext/>
-              <w:jc w:val="center"/>
-            </w:pPr>
-            <w:r>
-              <w:rPr>
-                <w:rFonts w:ascii="Calibri" w:hAnsi="Calibri"/>
-                <w:sz w:val="20"/>
-              </w:rPr>
-              <w:t xml:space="default"/>
-            </w:r>
-          </w:p>
-        </w:tc>
       </w:tr>
       <w:tr>
         <w:trPr>
@@ -3156,78 +2300,6 @@
                 <w:rFonts w:ascii="Calibri" w:hAnsi="Calibri"/>
                 <w:sz w:val="20"/>
               </w:rPr>
-              <w:t xml:space="default"/>
-            </w:r>
-          </w:p>
-        </w:tc>
-        <w:tc>
-          <w:tcPr>
-            <w:tcBorders>
-              <w:top w:val="single" w:space="0" w:color="D3D3D3"/>
-              <w:bottom w:val="single" w:space="0" w:color="D3D3D3"/>
-              <w:start w:val="single" w:space="0" w:color="D3D3D3"/>
-              <w:end w:val="single" w:space="0" w:color="D3D3D3"/>
-            </w:tcBorders>
-          </w:tcPr>
-          <w:p>
-            <w:pPr>
-              <w:spacing w:before="0" w:after="60"/>
-              <w:keepNext/>
-              <w:jc w:val="center"/>
-            </w:pPr>
-            <w:r>
-              <w:rPr>
-                <w:rFonts w:ascii="Calibri" w:hAnsi="Calibri"/>
-                <w:sz w:val="20"/>
-              </w:rPr>
-              <w:t xml:space="default"/>
-            </w:r>
-          </w:p>
-        </w:tc>
-        <w:tc>
-          <w:tcPr>
-            <w:tcBorders>
-              <w:top w:val="single" w:space="0" w:color="D3D3D3"/>
-              <w:bottom w:val="single" w:space="0" w:color="D3D3D3"/>
-              <w:start w:val="single" w:space="0" w:color="D3D3D3"/>
-              <w:end w:val="single" w:space="0" w:color="D3D3D3"/>
-            </w:tcBorders>
-          </w:tcPr>
-          <w:p>
-            <w:pPr>
-              <w:spacing w:before="0" w:after="60"/>
-              <w:keepNext/>
-              <w:jc w:val="center"/>
-            </w:pPr>
-            <w:r>
-              <w:rPr>
-                <w:rFonts w:ascii="Calibri" w:hAnsi="Calibri"/>
-                <w:sz w:val="20"/>
-              </w:rPr>
-              <w:t xml:space="default"/>
-            </w:r>
-          </w:p>
-        </w:tc>
-        <w:tc>
-          <w:tcPr>
-            <w:tcBorders>
-              <w:top w:val="single" w:space="0" w:color="D3D3D3"/>
-              <w:bottom w:val="single" w:space="0" w:color="D3D3D3"/>
-              <w:start w:val="single" w:space="0" w:color="D3D3D3"/>
-              <w:end w:val="single" w:space="0" w:color="D3D3D3"/>
-            </w:tcBorders>
-          </w:tcPr>
-          <w:p>
-            <w:pPr>
-              <w:spacing w:before="0" w:after="60"/>
-              <w:keepNext/>
-              <w:jc w:val="center"/>
-            </w:pPr>
-            <w:r>
-              <w:rPr>
-                <w:rFonts w:ascii="Calibri" w:hAnsi="Calibri"/>
-                <w:sz w:val="20"/>
-              </w:rPr>
               <w:t xml:space="default">2.30</w:t>
             </w:r>
           </w:p>
@@ -3253,30 +2325,6 @@
                 <w:sz w:val="20"/>
               </w:rPr>
               <w:t xml:space="default">0.29, 19.5</w:t>
-            </w:r>
-          </w:p>
-        </w:tc>
-        <w:tc>
-          <w:tcPr>
-            <w:tcBorders>
-              <w:top w:val="single" w:space="0" w:color="D3D3D3"/>
-              <w:bottom w:val="single" w:space="0" w:color="D3D3D3"/>
-              <w:start w:val="single" w:space="0" w:color="D3D3D3"/>
-              <w:end w:val="single" w:space="0" w:color="D3D3D3"/>
-            </w:tcBorders>
-          </w:tcPr>
-          <w:p>
-            <w:pPr>
-              <w:spacing w:before="0" w:after="60"/>
-              <w:keepNext/>
-              <w:jc w:val="center"/>
-            </w:pPr>
-            <w:r>
-              <w:rPr>
-                <w:rFonts w:ascii="Calibri" w:hAnsi="Calibri"/>
-                <w:sz w:val="20"/>
-              </w:rPr>
-              <w:t xml:space="default">0.4</w:t>
             </w:r>
           </w:p>
         </w:tc>
@@ -3473,78 +2521,6 @@
                 <w:rFonts w:ascii="Calibri" w:hAnsi="Calibri"/>
                 <w:sz w:val="20"/>
               </w:rPr>
-              <w:t xml:space="default"/>
-            </w:r>
-          </w:p>
-        </w:tc>
-        <w:tc>
-          <w:tcPr>
-            <w:tcBorders>
-              <w:top w:val="single" w:space="0" w:color="D3D3D3"/>
-              <w:bottom w:val="single" w:space="0" w:color="D3D3D3"/>
-              <w:start w:val="single" w:space="0" w:color="D3D3D3"/>
-              <w:end w:val="single" w:space="0" w:color="D3D3D3"/>
-            </w:tcBorders>
-          </w:tcPr>
-          <w:p>
-            <w:pPr>
-              <w:spacing w:before="0" w:after="60"/>
-              <w:keepNext/>
-              <w:jc w:val="center"/>
-            </w:pPr>
-            <w:r>
-              <w:rPr>
-                <w:rFonts w:ascii="Calibri" w:hAnsi="Calibri"/>
-                <w:sz w:val="20"/>
-              </w:rPr>
-              <w:t xml:space="default"/>
-            </w:r>
-          </w:p>
-        </w:tc>
-        <w:tc>
-          <w:tcPr>
-            <w:tcBorders>
-              <w:top w:val="single" w:space="0" w:color="D3D3D3"/>
-              <w:bottom w:val="single" w:space="0" w:color="D3D3D3"/>
-              <w:start w:val="single" w:space="0" w:color="D3D3D3"/>
-              <w:end w:val="single" w:space="0" w:color="D3D3D3"/>
-            </w:tcBorders>
-          </w:tcPr>
-          <w:p>
-            <w:pPr>
-              <w:spacing w:before="0" w:after="60"/>
-              <w:keepNext/>
-              <w:jc w:val="center"/>
-            </w:pPr>
-            <w:r>
-              <w:rPr>
-                <w:rFonts w:ascii="Calibri" w:hAnsi="Calibri"/>
-                <w:sz w:val="20"/>
-              </w:rPr>
-              <w:t xml:space="default"/>
-            </w:r>
-          </w:p>
-        </w:tc>
-        <w:tc>
-          <w:tcPr>
-            <w:tcBorders>
-              <w:top w:val="single" w:space="0" w:color="D3D3D3"/>
-              <w:bottom w:val="single" w:space="0" w:color="D3D3D3"/>
-              <w:start w:val="single" w:space="0" w:color="D3D3D3"/>
-              <w:end w:val="single" w:space="0" w:color="D3D3D3"/>
-            </w:tcBorders>
-          </w:tcPr>
-          <w:p>
-            <w:pPr>
-              <w:spacing w:before="0" w:after="60"/>
-              <w:keepNext/>
-              <w:jc w:val="center"/>
-            </w:pPr>
-            <w:r>
-              <w:rPr>
-                <w:rFonts w:ascii="Calibri" w:hAnsi="Calibri"/>
-                <w:sz w:val="20"/>
-              </w:rPr>
               <w:t xml:space="default">1.68</w:t>
             </w:r>
           </w:p>
@@ -3570,30 +2546,6 @@
                 <w:sz w:val="20"/>
               </w:rPr>
               <w:t xml:space="default">0.26, 11.7</w:t>
-            </w:r>
-          </w:p>
-        </w:tc>
-        <w:tc>
-          <w:tcPr>
-            <w:tcBorders>
-              <w:top w:val="single" w:space="0" w:color="D3D3D3"/>
-              <w:bottom w:val="single" w:space="0" w:color="D3D3D3"/>
-              <w:start w:val="single" w:space="0" w:color="D3D3D3"/>
-              <w:end w:val="single" w:space="0" w:color="D3D3D3"/>
-            </w:tcBorders>
-          </w:tcPr>
-          <w:p>
-            <w:pPr>
-              <w:spacing w:before="0" w:after="60"/>
-              <w:keepNext/>
-              <w:jc w:val="center"/>
-            </w:pPr>
-            <w:r>
-              <w:rPr>
-                <w:rFonts w:ascii="Calibri" w:hAnsi="Calibri"/>
-                <w:sz w:val="20"/>
-              </w:rPr>
-              <w:t xml:space="default">0.6</w:t>
             </w:r>
           </w:p>
         </w:tc>
@@ -3818,102 +2770,6 @@
             </w:r>
           </w:p>
         </w:tc>
-        <w:tc>
-          <w:tcPr>
-            <w:tcBorders>
-              <w:top w:val="single" w:space="0" w:color="D3D3D3"/>
-              <w:bottom w:val="single" w:space="0" w:color="D3D3D3"/>
-              <w:start w:val="single" w:space="0" w:color="D3D3D3"/>
-              <w:end w:val="single" w:space="0" w:color="D3D3D3"/>
-            </w:tcBorders>
-          </w:tcPr>
-          <w:p>
-            <w:pPr>
-              <w:spacing w:before="0" w:after="60"/>
-              <w:keepNext/>
-              <w:jc w:val="center"/>
-            </w:pPr>
-            <w:r>
-              <w:rPr>
-                <w:rFonts w:ascii="Calibri" w:hAnsi="Calibri"/>
-                <w:sz w:val="20"/>
-              </w:rPr>
-              <w:t xml:space="default"/>
-            </w:r>
-          </w:p>
-        </w:tc>
-        <w:tc>
-          <w:tcPr>
-            <w:tcBorders>
-              <w:top w:val="single" w:space="0" w:color="D3D3D3"/>
-              <w:bottom w:val="single" w:space="0" w:color="D3D3D3"/>
-              <w:start w:val="single" w:space="0" w:color="D3D3D3"/>
-              <w:end w:val="single" w:space="0" w:color="D3D3D3"/>
-            </w:tcBorders>
-          </w:tcPr>
-          <w:p>
-            <w:pPr>
-              <w:spacing w:before="0" w:after="60"/>
-              <w:keepNext/>
-              <w:jc w:val="center"/>
-            </w:pPr>
-            <w:r>
-              <w:rPr>
-                <w:rFonts w:ascii="Calibri" w:hAnsi="Calibri"/>
-                <w:sz w:val="20"/>
-              </w:rPr>
-              <w:t xml:space="default"/>
-            </w:r>
-          </w:p>
-        </w:tc>
-        <w:tc>
-          <w:tcPr>
-            <w:tcBorders>
-              <w:top w:val="single" w:space="0" w:color="D3D3D3"/>
-              <w:bottom w:val="single" w:space="0" w:color="D3D3D3"/>
-              <w:start w:val="single" w:space="0" w:color="D3D3D3"/>
-              <w:end w:val="single" w:space="0" w:color="D3D3D3"/>
-            </w:tcBorders>
-          </w:tcPr>
-          <w:p>
-            <w:pPr>
-              <w:spacing w:before="0" w:after="60"/>
-              <w:keepNext/>
-              <w:jc w:val="center"/>
-            </w:pPr>
-            <w:r>
-              <w:rPr>
-                <w:rFonts w:ascii="Calibri" w:hAnsi="Calibri"/>
-                <w:sz w:val="20"/>
-              </w:rPr>
-              <w:t xml:space="default"/>
-            </w:r>
-          </w:p>
-        </w:tc>
-        <w:tc>
-          <w:tcPr>
-            <w:tcBorders>
-              <w:top w:val="single" w:space="0" w:color="D3D3D3"/>
-              <w:bottom w:val="single" w:space="0" w:color="D3D3D3"/>
-              <w:start w:val="single" w:space="0" w:color="D3D3D3"/>
-              <w:end w:val="single" w:space="0" w:color="D3D3D3"/>
-            </w:tcBorders>
-          </w:tcPr>
-          <w:p>
-            <w:pPr>
-              <w:spacing w:before="0" w:after="60"/>
-              <w:keepNext/>
-              <w:jc w:val="center"/>
-            </w:pPr>
-            <w:r>
-              <w:rPr>
-                <w:rFonts w:ascii="Calibri" w:hAnsi="Calibri"/>
-                <w:sz w:val="20"/>
-              </w:rPr>
-              <w:t xml:space="default"/>
-            </w:r>
-          </w:p>
-        </w:tc>
       </w:tr>
       <w:tr>
         <w:trPr>
@@ -4011,30 +2867,6 @@
                 <w:rFonts w:ascii="Calibri" w:hAnsi="Calibri"/>
                 <w:sz w:val="20"/>
               </w:rPr>
-              <w:t xml:space="default"/>
-            </w:r>
-          </w:p>
-        </w:tc>
-        <w:tc>
-          <w:tcPr>
-            <w:tcBorders>
-              <w:top w:val="single" w:space="0" w:color="D3D3D3"/>
-              <w:bottom w:val="single" w:space="0" w:color="D3D3D3"/>
-              <w:start w:val="single" w:space="0" w:color="D3D3D3"/>
-              <w:end w:val="single" w:space="0" w:color="D3D3D3"/>
-            </w:tcBorders>
-          </w:tcPr>
-          <w:p>
-            <w:pPr>
-              <w:spacing w:before="0" w:after="60"/>
-              <w:keepNext/>
-              <w:jc w:val="center"/>
-            </w:pPr>
-            <w:r>
-              <w:rPr>
-                <w:rFonts w:ascii="Calibri" w:hAnsi="Calibri"/>
-                <w:sz w:val="20"/>
-              </w:rPr>
               <w:t xml:space="default">—</w:t>
             </w:r>
           </w:p>
@@ -4083,30 +2915,6 @@
                 <w:rFonts w:ascii="Calibri" w:hAnsi="Calibri"/>
                 <w:sz w:val="20"/>
               </w:rPr>
-              <w:t xml:space="default"/>
-            </w:r>
-          </w:p>
-        </w:tc>
-        <w:tc>
-          <w:tcPr>
-            <w:tcBorders>
-              <w:top w:val="single" w:space="0" w:color="D3D3D3"/>
-              <w:bottom w:val="single" w:space="0" w:color="D3D3D3"/>
-              <w:start w:val="single" w:space="0" w:color="D3D3D3"/>
-              <w:end w:val="single" w:space="0" w:color="D3D3D3"/>
-            </w:tcBorders>
-          </w:tcPr>
-          <w:p>
-            <w:pPr>
-              <w:spacing w:before="0" w:after="60"/>
-              <w:keepNext/>
-              <w:jc w:val="center"/>
-            </w:pPr>
-            <w:r>
-              <w:rPr>
-                <w:rFonts w:ascii="Calibri" w:hAnsi="Calibri"/>
-                <w:sz w:val="20"/>
-              </w:rPr>
               <w:t xml:space="default">—</w:t>
             </w:r>
           </w:p>
@@ -4155,30 +2963,6 @@
                 <w:rFonts w:ascii="Calibri" w:hAnsi="Calibri"/>
                 <w:sz w:val="20"/>
               </w:rPr>
-              <w:t xml:space="default"/>
-            </w:r>
-          </w:p>
-        </w:tc>
-        <w:tc>
-          <w:tcPr>
-            <w:tcBorders>
-              <w:top w:val="single" w:space="0" w:color="D3D3D3"/>
-              <w:bottom w:val="single" w:space="0" w:color="D3D3D3"/>
-              <w:start w:val="single" w:space="0" w:color="D3D3D3"/>
-              <w:end w:val="single" w:space="0" w:color="D3D3D3"/>
-            </w:tcBorders>
-          </w:tcPr>
-          <w:p>
-            <w:pPr>
-              <w:spacing w:before="0" w:after="60"/>
-              <w:keepNext/>
-              <w:jc w:val="center"/>
-            </w:pPr>
-            <w:r>
-              <w:rPr>
-                <w:rFonts w:ascii="Calibri" w:hAnsi="Calibri"/>
-                <w:sz w:val="20"/>
-              </w:rPr>
               <w:t xml:space="default">—</w:t>
             </w:r>
           </w:p>
@@ -4204,30 +2988,6 @@
                 <w:sz w:val="20"/>
               </w:rPr>
               <w:t xml:space="default">—</w:t>
-            </w:r>
-          </w:p>
-        </w:tc>
-        <w:tc>
-          <w:tcPr>
-            <w:tcBorders>
-              <w:top w:val="single" w:space="0" w:color="D3D3D3"/>
-              <w:bottom w:val="single" w:space="0" w:color="D3D3D3"/>
-              <w:start w:val="single" w:space="0" w:color="D3D3D3"/>
-              <w:end w:val="single" w:space="0" w:color="D3D3D3"/>
-            </w:tcBorders>
-          </w:tcPr>
-          <w:p>
-            <w:pPr>
-              <w:spacing w:before="0" w:after="60"/>
-              <w:keepNext/>
-              <w:jc w:val="center"/>
-            </w:pPr>
-            <w:r>
-              <w:rPr>
-                <w:rFonts w:ascii="Calibri" w:hAnsi="Calibri"/>
-                <w:sz w:val="20"/>
-              </w:rPr>
-              <w:t xml:space="default"/>
             </w:r>
           </w:p>
         </w:tc>
@@ -4328,30 +3088,6 @@
                 <w:rFonts w:ascii="Calibri" w:hAnsi="Calibri"/>
                 <w:sz w:val="20"/>
               </w:rPr>
-              <w:t xml:space="default">0.6</w:t>
-            </w:r>
-          </w:p>
-        </w:tc>
-        <w:tc>
-          <w:tcPr>
-            <w:tcBorders>
-              <w:top w:val="single" w:space="0" w:color="D3D3D3"/>
-              <w:bottom w:val="single" w:space="0" w:color="D3D3D3"/>
-              <w:start w:val="single" w:space="0" w:color="D3D3D3"/>
-              <w:end w:val="single" w:space="0" w:color="D3D3D3"/>
-            </w:tcBorders>
-          </w:tcPr>
-          <w:p>
-            <w:pPr>
-              <w:spacing w:before="0" w:after="60"/>
-              <w:keepNext/>
-              <w:jc w:val="center"/>
-            </w:pPr>
-            <w:r>
-              <w:rPr>
-                <w:rFonts w:ascii="Calibri" w:hAnsi="Calibri"/>
-                <w:sz w:val="20"/>
-              </w:rPr>
               <w:t xml:space="default">0.78</w:t>
             </w:r>
           </w:p>
@@ -4400,30 +3136,6 @@
                 <w:rFonts w:ascii="Calibri" w:hAnsi="Calibri"/>
                 <w:sz w:val="20"/>
               </w:rPr>
-              <w:t xml:space="default">0.6</w:t>
-            </w:r>
-          </w:p>
-        </w:tc>
-        <w:tc>
-          <w:tcPr>
-            <w:tcBorders>
-              <w:top w:val="single" w:space="0" w:color="D3D3D3"/>
-              <w:bottom w:val="single" w:space="0" w:color="D3D3D3"/>
-              <w:start w:val="single" w:space="0" w:color="D3D3D3"/>
-              <w:end w:val="single" w:space="0" w:color="D3D3D3"/>
-            </w:tcBorders>
-          </w:tcPr>
-          <w:p>
-            <w:pPr>
-              <w:spacing w:before="0" w:after="60"/>
-              <w:keepNext/>
-              <w:jc w:val="center"/>
-            </w:pPr>
-            <w:r>
-              <w:rPr>
-                <w:rFonts w:ascii="Calibri" w:hAnsi="Calibri"/>
-                <w:sz w:val="20"/>
-              </w:rPr>
               <w:t xml:space="default">0.77</w:t>
             </w:r>
           </w:p>
@@ -4472,30 +3184,6 @@
                 <w:rFonts w:ascii="Calibri" w:hAnsi="Calibri"/>
                 <w:sz w:val="20"/>
               </w:rPr>
-              <w:t xml:space="default">0.6</w:t>
-            </w:r>
-          </w:p>
-        </w:tc>
-        <w:tc>
-          <w:tcPr>
-            <w:tcBorders>
-              <w:top w:val="single" w:space="0" w:color="D3D3D3"/>
-              <w:bottom w:val="single" w:space="0" w:color="D3D3D3"/>
-              <w:start w:val="single" w:space="0" w:color="D3D3D3"/>
-              <w:end w:val="single" w:space="0" w:color="D3D3D3"/>
-            </w:tcBorders>
-          </w:tcPr>
-          <w:p>
-            <w:pPr>
-              <w:spacing w:before="0" w:after="60"/>
-              <w:keepNext/>
-              <w:jc w:val="center"/>
-            </w:pPr>
-            <w:r>
-              <w:rPr>
-                <w:rFonts w:ascii="Calibri" w:hAnsi="Calibri"/>
-                <w:sz w:val="20"/>
-              </w:rPr>
               <w:t xml:space="default">0.78</w:t>
             </w:r>
           </w:p>
@@ -4521,30 +3209,6 @@
                 <w:sz w:val="20"/>
               </w:rPr>
               <w:t xml:space="default">0.28, 2.07</w:t>
-            </w:r>
-          </w:p>
-        </w:tc>
-        <w:tc>
-          <w:tcPr>
-            <w:tcBorders>
-              <w:top w:val="single" w:space="0" w:color="D3D3D3"/>
-              <w:bottom w:val="single" w:space="0" w:color="D3D3D3"/>
-              <w:start w:val="single" w:space="0" w:color="D3D3D3"/>
-              <w:end w:val="single" w:space="0" w:color="D3D3D3"/>
-            </w:tcBorders>
-          </w:tcPr>
-          <w:p>
-            <w:pPr>
-              <w:spacing w:before="0" w:after="60"/>
-              <w:keepNext/>
-              <w:jc w:val="center"/>
-            </w:pPr>
-            <w:r>
-              <w:rPr>
-                <w:rFonts w:ascii="Calibri" w:hAnsi="Calibri"/>
-                <w:sz w:val="20"/>
-              </w:rPr>
-              <w:t xml:space="default">0.6</w:t>
             </w:r>
           </w:p>
         </w:tc>
@@ -4645,30 +3309,6 @@
                 <w:rFonts w:ascii="Calibri" w:hAnsi="Calibri"/>
                 <w:sz w:val="20"/>
               </w:rPr>
-              <w:t xml:space="default">0.4</w:t>
-            </w:r>
-          </w:p>
-        </w:tc>
-        <w:tc>
-          <w:tcPr>
-            <w:tcBorders>
-              <w:top w:val="single" w:space="0" w:color="D3D3D3"/>
-              <w:bottom w:val="single" w:space="0" w:color="D3D3D3"/>
-              <w:start w:val="single" w:space="0" w:color="D3D3D3"/>
-              <w:end w:val="single" w:space="0" w:color="D3D3D3"/>
-            </w:tcBorders>
-          </w:tcPr>
-          <w:p>
-            <w:pPr>
-              <w:spacing w:before="0" w:after="60"/>
-              <w:keepNext/>
-              <w:jc w:val="center"/>
-            </w:pPr>
-            <w:r>
-              <w:rPr>
-                <w:rFonts w:ascii="Calibri" w:hAnsi="Calibri"/>
-                <w:sz w:val="20"/>
-              </w:rPr>
               <w:t xml:space="default">1.64</w:t>
             </w:r>
           </w:p>
@@ -4717,30 +3357,6 @@
                 <w:rFonts w:ascii="Calibri" w:hAnsi="Calibri"/>
                 <w:sz w:val="20"/>
               </w:rPr>
-              <w:t xml:space="default">0.4</w:t>
-            </w:r>
-          </w:p>
-        </w:tc>
-        <w:tc>
-          <w:tcPr>
-            <w:tcBorders>
-              <w:top w:val="single" w:space="0" w:color="D3D3D3"/>
-              <w:bottom w:val="single" w:space="0" w:color="D3D3D3"/>
-              <w:start w:val="single" w:space="0" w:color="D3D3D3"/>
-              <w:end w:val="single" w:space="0" w:color="D3D3D3"/>
-            </w:tcBorders>
-          </w:tcPr>
-          <w:p>
-            <w:pPr>
-              <w:spacing w:before="0" w:after="60"/>
-              <w:keepNext/>
-              <w:jc w:val="center"/>
-            </w:pPr>
-            <w:r>
-              <w:rPr>
-                <w:rFonts w:ascii="Calibri" w:hAnsi="Calibri"/>
-                <w:sz w:val="20"/>
-              </w:rPr>
               <w:t xml:space="default">1.62</w:t>
             </w:r>
           </w:p>
@@ -4789,30 +3405,6 @@
                 <w:rFonts w:ascii="Calibri" w:hAnsi="Calibri"/>
                 <w:sz w:val="20"/>
               </w:rPr>
-              <w:t xml:space="default">0.4</w:t>
-            </w:r>
-          </w:p>
-        </w:tc>
-        <w:tc>
-          <w:tcPr>
-            <w:tcBorders>
-              <w:top w:val="single" w:space="0" w:color="D3D3D3"/>
-              <w:bottom w:val="single" w:space="0" w:color="D3D3D3"/>
-              <w:start w:val="single" w:space="0" w:color="D3D3D3"/>
-              <w:end w:val="single" w:space="0" w:color="D3D3D3"/>
-            </w:tcBorders>
-          </w:tcPr>
-          <w:p>
-            <w:pPr>
-              <w:spacing w:before="0" w:after="60"/>
-              <w:keepNext/>
-              <w:jc w:val="center"/>
-            </w:pPr>
-            <w:r>
-              <w:rPr>
-                <w:rFonts w:ascii="Calibri" w:hAnsi="Calibri"/>
-                <w:sz w:val="20"/>
-              </w:rPr>
               <w:t xml:space="default">1.62</w:t>
             </w:r>
           </w:p>
@@ -4838,30 +3430,6 @@
                 <w:sz w:val="20"/>
               </w:rPr>
               <w:t xml:space="default">0.53, 5.20</w:t>
-            </w:r>
-          </w:p>
-        </w:tc>
-        <w:tc>
-          <w:tcPr>
-            <w:tcBorders>
-              <w:top w:val="single" w:space="0" w:color="D3D3D3"/>
-              <w:bottom w:val="single" w:space="0" w:color="D3D3D3"/>
-              <w:start w:val="single" w:space="0" w:color="D3D3D3"/>
-              <w:end w:val="single" w:space="0" w:color="D3D3D3"/>
-            </w:tcBorders>
-          </w:tcPr>
-          <w:p>
-            <w:pPr>
-              <w:spacing w:before="0" w:after="60"/>
-              <w:keepNext/>
-              <w:jc w:val="center"/>
-            </w:pPr>
-            <w:r>
-              <w:rPr>
-                <w:rFonts w:ascii="Calibri" w:hAnsi="Calibri"/>
-                <w:sz w:val="20"/>
-              </w:rPr>
-              <w:t xml:space="default">0.4</w:t>
             </w:r>
           </w:p>
         </w:tc>
@@ -4962,30 +3530,6 @@
                 <w:rFonts w:ascii="Calibri" w:hAnsi="Calibri"/>
                 <w:sz w:val="20"/>
               </w:rPr>
-              <w:t xml:space="default">0.5</w:t>
-            </w:r>
-          </w:p>
-        </w:tc>
-        <w:tc>
-          <w:tcPr>
-            <w:tcBorders>
-              <w:top w:val="single" w:space="0" w:color="D3D3D3"/>
-              <w:bottom w:val="single" w:space="0" w:color="D3D3D3"/>
-              <w:start w:val="single" w:space="0" w:color="D3D3D3"/>
-              <w:end w:val="single" w:space="0" w:color="D3D3D3"/>
-            </w:tcBorders>
-          </w:tcPr>
-          <w:p>
-            <w:pPr>
-              <w:spacing w:before="0" w:after="60"/>
-              <w:keepNext/>
-              <w:jc w:val="center"/>
-            </w:pPr>
-            <w:r>
-              <w:rPr>
-                <w:rFonts w:ascii="Calibri" w:hAnsi="Calibri"/>
-                <w:sz w:val="20"/>
-              </w:rPr>
               <w:t xml:space="default">1.44</w:t>
             </w:r>
           </w:p>
@@ -5034,30 +3578,6 @@
                 <w:rFonts w:ascii="Calibri" w:hAnsi="Calibri"/>
                 <w:sz w:val="20"/>
               </w:rPr>
-              <w:t xml:space="default">0.5</w:t>
-            </w:r>
-          </w:p>
-        </w:tc>
-        <w:tc>
-          <w:tcPr>
-            <w:tcBorders>
-              <w:top w:val="single" w:space="0" w:color="D3D3D3"/>
-              <w:bottom w:val="single" w:space="0" w:color="D3D3D3"/>
-              <w:start w:val="single" w:space="0" w:color="D3D3D3"/>
-              <w:end w:val="single" w:space="0" w:color="D3D3D3"/>
-            </w:tcBorders>
-          </w:tcPr>
-          <w:p>
-            <w:pPr>
-              <w:spacing w:before="0" w:after="60"/>
-              <w:keepNext/>
-              <w:jc w:val="center"/>
-            </w:pPr>
-            <w:r>
-              <w:rPr>
-                <w:rFonts w:ascii="Calibri" w:hAnsi="Calibri"/>
-                <w:sz w:val="20"/>
-              </w:rPr>
               <w:t xml:space="default">1.41</w:t>
             </w:r>
           </w:p>
@@ -5106,30 +3626,6 @@
                 <w:rFonts w:ascii="Calibri" w:hAnsi="Calibri"/>
                 <w:sz w:val="20"/>
               </w:rPr>
-              <w:t xml:space="default">0.5</w:t>
-            </w:r>
-          </w:p>
-        </w:tc>
-        <w:tc>
-          <w:tcPr>
-            <w:tcBorders>
-              <w:top w:val="single" w:space="0" w:color="D3D3D3"/>
-              <w:bottom w:val="single" w:space="0" w:color="D3D3D3"/>
-              <w:start w:val="single" w:space="0" w:color="D3D3D3"/>
-              <w:end w:val="single" w:space="0" w:color="D3D3D3"/>
-            </w:tcBorders>
-          </w:tcPr>
-          <w:p>
-            <w:pPr>
-              <w:spacing w:before="0" w:after="60"/>
-              <w:keepNext/>
-              <w:jc w:val="center"/>
-            </w:pPr>
-            <w:r>
-              <w:rPr>
-                <w:rFonts w:ascii="Calibri" w:hAnsi="Calibri"/>
-                <w:sz w:val="20"/>
-              </w:rPr>
               <w:t xml:space="default">1.40</w:t>
             </w:r>
           </w:p>
@@ -5155,30 +3651,6 @@
                 <w:sz w:val="20"/>
               </w:rPr>
               <w:t xml:space="default">0.47, 4.24</w:t>
-            </w:r>
-          </w:p>
-        </w:tc>
-        <w:tc>
-          <w:tcPr>
-            <w:tcBorders>
-              <w:top w:val="single" w:space="0" w:color="D3D3D3"/>
-              <w:bottom w:val="single" w:space="0" w:color="D3D3D3"/>
-              <w:start w:val="single" w:space="0" w:color="D3D3D3"/>
-              <w:end w:val="single" w:space="0" w:color="D3D3D3"/>
-            </w:tcBorders>
-          </w:tcPr>
-          <w:p>
-            <w:pPr>
-              <w:spacing w:before="0" w:after="60"/>
-              <w:keepNext/>
-              <w:jc w:val="center"/>
-            </w:pPr>
-            <w:r>
-              <w:rPr>
-                <w:rFonts w:ascii="Calibri" w:hAnsi="Calibri"/>
-                <w:sz w:val="20"/>
-              </w:rPr>
-              <w:t xml:space="default">0.5</w:t>
             </w:r>
           </w:p>
         </w:tc>
@@ -5189,7 +3661,7 @@
         </w:trPr>
         <w:tc>
           <w:tcPr>
-            <w:gridSpan w:val="13"/>
+            <w:gridSpan w:val="9"/>
           </w:tcPr>
           <w:p>
             <w:pPr>
